--- a/arb/docx/66.content.docx
+++ b/arb/docx/66.content.docx
@@ -307,23 +307,7 @@
           <w:cs/>
           <w:lang w:val="ar_AE" w:bidi="ar_AE"/>
         </w:rPr>
-        <w:t xml:space="preserve">كلمة إِعْلاَنُ (اليونانية apokalupsis) تُبرز الطبيعة الرؤيوية للسفر ككتابة أخروية (انظر </w:t>
-      </w:r>
-      <w:r>
-        <w:rPr>
-          <w:rtl/>
-          <w:cs/>
-          <w:lang w:val="ar_AE" w:bidi="ar_AE"/>
-        </w:rPr>
-        <w:t>مقدمة سفر الرؤيا</w:t>
-      </w:r>
-      <w:r>
-        <w:rPr>
-          <w:rtl/>
-          <w:cs/>
-          <w:lang w:val="ar_AE" w:bidi="ar_AE"/>
-        </w:rPr>
-        <w:t xml:space="preserve">، "الكتابة الأخروية"). ينقل الله رسالته الملهمة من خلال رموز غامضة وأرقام وصور كلامية. • من (أو </w:t>
+        <w:t xml:space="preserve">كلمة إِعْلاَنُ (اليونانية apokalupsis) تُبرز الطبيعة الرؤيوية للسفر ككتابة أخروية (انظر مقدمة سفر الرؤيا، "الكتابة الأخروية"). ينقل الله رسالته الملهمة من خلال رموز غامضة وأرقام وصور كلامية. • من (أو </w:t>
       </w:r>
       <w:r>
         <w:rPr>
@@ -4303,23 +4287,7 @@
           <w:cs/>
           <w:lang w:val="ar_AE" w:bidi="ar_AE"/>
         </w:rPr>
-        <w:t xml:space="preserve">) وأن كتابات يوحنّا كانت موجهة ضد هرطقات النقولاويين الذين تبعوا كيرنثوس (انظر </w:t>
-      </w:r>
-      <w:r>
-        <w:rPr>
-          <w:rtl/>
-          <w:cs/>
-          <w:lang w:val="ar_AE" w:bidi="ar_AE"/>
-        </w:rPr>
-        <w:t>مقدمة رسالة 1 يوحنّا</w:t>
-      </w:r>
-      <w:r>
-        <w:rPr>
-          <w:rtl/>
-          <w:cs/>
-          <w:lang w:val="ar_AE" w:bidi="ar_AE"/>
-        </w:rPr>
-        <w:t>، "الخلفية").</w:t>
+        <w:t>) وأن كتابات يوحنّا كانت موجهة ضد هرطقات النقولاويين الذين تبعوا كيرنثوس (انظر مقدمة رسالة 1 يوحنّا، "الخلفية").</w:t>
       </w:r>
       <w:r>
         <w:rPr>
